--- a/docs/etsy_letter.docx
+++ b/docs/etsy_letter.docx
@@ -78,7 +78,7 @@
           <w:sz w:val="36"/>
           <w:szCs w:val="36"/>
         </w:rPr>
-        <w:t xml:space="preserve">Plug it in using a Micro-USB </w:t>
+        <w:t xml:space="preserve">Plug it in using a USB </w:t>
       </w:r>
       <w:r>
         <w:rPr>
@@ -205,6 +205,13 @@
     </w:p>
     <w:p>
       <w:pPr>
+        <w:pBdr>
+          <w:top w:val="single" w:sz="4" w:space="1" w:color="auto"/>
+          <w:left w:val="single" w:sz="4" w:space="4" w:color="auto"/>
+          <w:bottom w:val="single" w:sz="4" w:space="1" w:color="auto"/>
+          <w:right w:val="single" w:sz="4" w:space="4" w:color="auto"/>
+        </w:pBdr>
+        <w:shd w:val="clear" w:color="auto" w:fill="F2F2F2" w:themeFill="background1" w:themeFillShade="F2"/>
         <w:spacing w:before="360" w:after="120"/>
         <w:jc w:val="center"/>
         <w:rPr>
@@ -238,6 +245,13 @@
     </w:p>
     <w:p>
       <w:pPr>
+        <w:pBdr>
+          <w:top w:val="single" w:sz="4" w:space="1" w:color="auto"/>
+          <w:left w:val="single" w:sz="4" w:space="4" w:color="auto"/>
+          <w:bottom w:val="single" w:sz="4" w:space="1" w:color="auto"/>
+          <w:right w:val="single" w:sz="4" w:space="4" w:color="auto"/>
+        </w:pBdr>
+        <w:shd w:val="clear" w:color="auto" w:fill="F2F2F2" w:themeFill="background1" w:themeFillShade="F2"/>
         <w:rPr>
           <w:color w:val="808080" w:themeColor="background1" w:themeShade="80"/>
           <w:sz w:val="36"/>
@@ -371,31 +385,39 @@
           <w:sz w:val="36"/>
           <w:szCs w:val="36"/>
         </w:rPr>
-        <w:t xml:space="preserve">HID </w:t>
-      </w:r>
-      <w:r>
-        <w:rPr>
-          <w:color w:val="808080" w:themeColor="background1" w:themeShade="80"/>
-          <w:sz w:val="36"/>
-          <w:szCs w:val="36"/>
-        </w:rPr>
-        <w:t>key</w:t>
-      </w:r>
-      <w:r>
-        <w:rPr>
-          <w:color w:val="808080" w:themeColor="background1" w:themeShade="80"/>
-          <w:sz w:val="36"/>
-          <w:szCs w:val="36"/>
-        </w:rPr>
-        <w:t xml:space="preserve">codes </w:t>
-      </w:r>
-      <w:r>
-        <w:rPr>
-          <w:color w:val="808080" w:themeColor="background1" w:themeShade="80"/>
-          <w:sz w:val="36"/>
-          <w:szCs w:val="36"/>
-        </w:rPr>
-        <w:t xml:space="preserve">that are sent when the knob is turned or clicked, go to </w:t>
+        <w:t xml:space="preserve">HID codes </w:t>
+      </w:r>
+      <w:r>
+        <w:rPr>
+          <w:color w:val="808080" w:themeColor="background1" w:themeShade="80"/>
+          <w:sz w:val="36"/>
+          <w:szCs w:val="36"/>
+        </w:rPr>
+        <w:t xml:space="preserve">that are sent when the knob is turned or clicked, </w:t>
+      </w:r>
+      <w:r>
+        <w:rPr>
+          <w:color w:val="808080" w:themeColor="background1" w:themeShade="80"/>
+          <w:sz w:val="36"/>
+          <w:szCs w:val="36"/>
+        </w:rPr>
+        <w:t xml:space="preserve">point your </w:t>
+      </w:r>
+      <w:r>
+        <w:rPr>
+          <w:color w:val="808080" w:themeColor="background1" w:themeShade="80"/>
+          <w:sz w:val="36"/>
+          <w:szCs w:val="36"/>
+        </w:rPr>
+        <w:t xml:space="preserve">Chrome </w:t>
+      </w:r>
+      <w:r>
+        <w:rPr>
+          <w:color w:val="808080" w:themeColor="background1" w:themeShade="80"/>
+          <w:sz w:val="36"/>
+          <w:szCs w:val="36"/>
+        </w:rPr>
+        <w:t xml:space="preserve">browser at </w:t>
       </w:r>
       <w:hyperlink r:id="rId5" w:history="1">
         <w:r>
@@ -407,7 +429,18 @@
             <w:sz w:val="36"/>
             <w:szCs w:val="36"/>
           </w:rPr>
-          <w:t>hid.skilbeck.com</w:t>
+          <w:t>usbknob</w:t>
+        </w:r>
+        <w:r>
+          <w:rPr>
+            <w:rStyle w:val="Hyperlink"/>
+            <w:b/>
+            <w:bCs/>
+            <w:color w:val="808080" w:themeColor="background1" w:themeShade="80"/>
+            <w:sz w:val="36"/>
+            <w:szCs w:val="36"/>
+          </w:rPr>
+          <w:t>.com</w:t>
         </w:r>
       </w:hyperlink>
       <w:r>
@@ -417,6 +450,38 @@
           <w:szCs w:val="36"/>
         </w:rPr>
         <w:t xml:space="preserve"> and click ‘Scan’ while your Tiny USB Knob is plugged in.</w:t>
+      </w:r>
+      <w:r>
+        <w:rPr>
+          <w:color w:val="808080" w:themeColor="background1" w:themeShade="80"/>
+          <w:sz w:val="36"/>
+          <w:szCs w:val="36"/>
+        </w:rPr>
+        <w:t xml:space="preserve"> </w:t>
+      </w:r>
+      <w:r>
+        <w:rPr>
+          <w:color w:val="808080" w:themeColor="background1" w:themeShade="80"/>
+          <w:sz w:val="36"/>
+          <w:szCs w:val="36"/>
+        </w:rPr>
+        <w:t xml:space="preserve">Other browsers not </w:t>
+      </w:r>
+      <w:r>
+        <w:rPr>
+          <w:color w:val="808080" w:themeColor="background1" w:themeShade="80"/>
+          <w:sz w:val="36"/>
+          <w:szCs w:val="36"/>
+        </w:rPr>
+        <w:t>supported</w:t>
+      </w:r>
+      <w:r>
+        <w:rPr>
+          <w:color w:val="808080" w:themeColor="background1" w:themeShade="80"/>
+          <w:sz w:val="36"/>
+          <w:szCs w:val="36"/>
+        </w:rPr>
+        <w:t>, I’m afraid.</w:t>
       </w:r>
     </w:p>
     <w:p>
